--- a/STI/Expose_ZelluläreAutomaten_Ihrenberger.docx
+++ b/STI/Expose_ZelluläreAutomaten_Ihrenberger.docx
@@ -54,7 +54,21 @@
           <w:kern w:val="48"/>
           <w:lang w:val="de-DE"/>
         </w:rPr>
-        <w:t>von Cellular Automata Noise Filter</w:t>
+        <w:t>von Cellular Automata</w:t>
+      </w:r>
+      <w:r>
+        <w:rPr>
+          <w:kern w:val="48"/>
+          <w:lang w:val="de-DE"/>
+        </w:rPr>
+        <w:t xml:space="preserve"> basierten</w:t>
+      </w:r>
+      <w:r>
+        <w:rPr>
+          <w:kern w:val="48"/>
+          <w:lang w:val="de-DE"/>
+        </w:rPr>
+        <w:t xml:space="preserve"> Noise Filter</w:t>
       </w:r>
     </w:p>
     <w:p>
@@ -94,6 +108,7 @@
         <w:rPr>
           <w:sz w:val="18"/>
           <w:szCs w:val="18"/>
+          <w:lang w:val="de-DE"/>
         </w:rPr>
       </w:pPr>
       <w:r>
@@ -108,6 +123,7 @@
         <w:rPr>
           <w:sz w:val="18"/>
           <w:szCs w:val="18"/>
+          <w:lang w:val="de-DE"/>
         </w:rPr>
         <w:t>Ihrenberger Julia</w:t>
       </w:r>
@@ -115,6 +131,7 @@
         <w:rPr>
           <w:sz w:val="18"/>
           <w:szCs w:val="18"/>
+          <w:lang w:val="de-DE"/>
         </w:rPr>
         <w:br/>
       </w:r>
@@ -124,6 +141,7 @@
           <w:iCs/>
           <w:sz w:val="18"/>
           <w:szCs w:val="18"/>
+          <w:lang w:val="de-DE"/>
         </w:rPr>
         <w:t>Fakultät für Informatik</w:t>
       </w:r>
@@ -133,6 +151,7 @@
           <w:iCs/>
           <w:sz w:val="18"/>
           <w:szCs w:val="18"/>
+          <w:lang w:val="de-DE"/>
         </w:rPr>
         <w:br/>
       </w:r>
@@ -142,6 +161,7 @@
           <w:iCs/>
           <w:sz w:val="18"/>
           <w:szCs w:val="18"/>
+          <w:lang w:val="de-DE"/>
         </w:rPr>
         <w:t>Technische Hochschule Rosenheim</w:t>
       </w:r>
@@ -150,6 +170,7 @@
           <w:i/>
           <w:sz w:val="18"/>
           <w:szCs w:val="18"/>
+          <w:lang w:val="de-DE"/>
         </w:rPr>
         <w:br/>
       </w:r>
@@ -157,6 +178,7 @@
         <w:rPr>
           <w:sz w:val="18"/>
           <w:szCs w:val="18"/>
+          <w:lang w:val="de-DE"/>
         </w:rPr>
         <w:t>Rosenheim</w:t>
       </w:r>
@@ -164,6 +186,7 @@
         <w:rPr>
           <w:sz w:val="18"/>
           <w:szCs w:val="18"/>
+          <w:lang w:val="de-DE"/>
         </w:rPr>
         <w:t xml:space="preserve">, </w:t>
       </w:r>
@@ -171,6 +194,7 @@
         <w:rPr>
           <w:sz w:val="18"/>
           <w:szCs w:val="18"/>
+          <w:lang w:val="de-DE"/>
         </w:rPr>
         <w:t>Deutschland</w:t>
       </w:r>
@@ -178,6 +202,7 @@
         <w:rPr>
           <w:sz w:val="18"/>
           <w:szCs w:val="18"/>
+          <w:lang w:val="de-DE"/>
         </w:rPr>
         <w:br/>
       </w:r>
@@ -185,6 +210,7 @@
         <w:rPr>
           <w:sz w:val="18"/>
           <w:szCs w:val="18"/>
+          <w:lang w:val="de-DE"/>
         </w:rPr>
         <w:t>julia.ihrenberger@stud.th-rosenheim.de</w:t>
       </w:r>
@@ -193,20 +219,30 @@
       <w:pPr>
         <w:pStyle w:val="Author"/>
         <w:spacing w:before="5pt" w:beforeAutospacing="1"/>
+        <w:rPr>
+          <w:lang w:val="de-DE"/>
+        </w:rPr>
       </w:pPr>
       <w:r>
         <w:rPr>
           <w:sz w:val="18"/>
           <w:szCs w:val="18"/>
+          <w:lang w:val="de-DE"/>
         </w:rPr>
         <w:br w:type="column"/>
       </w:r>
       <w:r>
+        <w:rPr>
+          <w:lang w:val="de-DE"/>
+        </w:rPr>
         <w:t xml:space="preserve"> </w:t>
       </w:r>
     </w:p>
     <w:p>
       <w:pPr>
+        <w:rPr>
+          <w:lang w:val="de-DE"/>
+        </w:rPr>
         <w:sectPr>
           <w:type w:val="continuous"/>
           <w:pgSz w:w="595.30pt" w:h="841.90pt" w:code="9"/>
@@ -218,6 +254,9 @@
     </w:p>
     <w:p>
       <w:pPr>
+        <w:rPr>
+          <w:lang w:val="de-DE"/>
+        </w:rPr>
         <w:sectPr>
           <w:type w:val="continuous"/>
           <w:pgSz w:w="595.30pt" w:h="841.90pt" w:code="9"/>
@@ -227,6 +266,9 @@
         </w:sectPr>
       </w:pPr>
       <w:r>
+        <w:rPr>
+          <w:lang w:val="de-DE"/>
+        </w:rPr>
         <w:br w:type="column"/>
       </w:r>
     </w:p>
@@ -395,13 +437,7 @@
         <w:pStyle w:val="BodyText"/>
       </w:pPr>
       <w:r>
-        <w:t>Die Anwendung von</w:t>
-      </w:r>
-      <w:r>
-        <w:t xml:space="preserve"> solchen</w:t>
-      </w:r>
-      <w:r>
-        <w:t xml:space="preserve"> Filtern birgt hierbei immer einen Abtausch zwischen </w:t>
+        <w:t xml:space="preserve">Die Anwendung von solchen Filtern birgt hierbei immer einen Abtausch zwischen </w:t>
       </w:r>
       <w:r>
         <w:t xml:space="preserve">der Effektivität der </w:t>
@@ -3116,6 +3152,7 @@
   <w:style w:type="character" w:default="1" w:styleId="DefaultParagraphFont">
     <w:name w:val="Default Paragraph Font"/>
     <w:uiPriority w:val="1"/>
+    <w:semiHidden/>
     <w:unhideWhenUsed/>
   </w:style>
   <w:style w:type="table" w:default="1" w:styleId="TableNormal">

--- a/STI/Expose_ZelluläreAutomaten_Ihrenberger.docx
+++ b/STI/Expose_ZelluläreAutomaten_Ihrenberger.docx
@@ -11,57 +11,68 @@
           <w:lang w:val="de-DE"/>
         </w:rPr>
       </w:pPr>
-    </w:p>
-    <w:p>
-      <w:pPr>
-        <w:pStyle w:val="papertitle"/>
-        <w:spacing w:before="5pt" w:beforeAutospacing="1" w:after="5pt" w:afterAutospacing="1"/>
+      <w:r>
         <w:rPr>
           <w:kern w:val="48"/>
           <w:lang w:val="de-DE"/>
         </w:rPr>
-      </w:pPr>
+        <w:t xml:space="preserve">Expose: </w:t>
+      </w:r>
       <w:r>
         <w:rPr>
           <w:kern w:val="48"/>
           <w:lang w:val="de-DE"/>
         </w:rPr>
-        <w:t xml:space="preserve">Expose: </w:t>
+        <w:t>Eine Analyse und V</w:t>
       </w:r>
       <w:r>
         <w:rPr>
           <w:kern w:val="48"/>
           <w:lang w:val="de-DE"/>
         </w:rPr>
-        <w:t>Eine Analyse und V</w:t>
+        <w:t xml:space="preserve">ergleich </w:t>
       </w:r>
       <w:r>
         <w:rPr>
           <w:kern w:val="48"/>
           <w:lang w:val="de-DE"/>
         </w:rPr>
-        <w:t xml:space="preserve">ergleich </w:t>
+        <w:br/>
       </w:r>
       <w:r>
         <w:rPr>
           <w:kern w:val="48"/>
           <w:lang w:val="de-DE"/>
         </w:rPr>
-        <w:br/>
+        <w:t>von Cellular</w:t>
       </w:r>
       <w:r>
         <w:rPr>
           <w:kern w:val="48"/>
           <w:lang w:val="de-DE"/>
         </w:rPr>
-        <w:t>von Cellular Automata</w:t>
+        <w:t>-</w:t>
       </w:r>
       <w:r>
         <w:rPr>
           <w:kern w:val="48"/>
           <w:lang w:val="de-DE"/>
         </w:rPr>
-        <w:t xml:space="preserve"> basierten</w:t>
+        <w:t>Automata</w:t>
+      </w:r>
+      <w:r>
+        <w:rPr>
+          <w:kern w:val="48"/>
+          <w:lang w:val="de-DE"/>
+        </w:rPr>
+        <w:t>-</w:t>
+      </w:r>
+      <w:r>
+        <w:rPr>
+          <w:kern w:val="48"/>
+          <w:lang w:val="de-DE"/>
+        </w:rPr>
+        <w:t>basierten</w:t>
       </w:r>
       <w:r>
         <w:rPr>
@@ -288,6 +299,19 @@
         <w:t>Das Bereinigen und Entfernen von Bildrauschen</w:t>
       </w:r>
       <w:r>
+        <w:t xml:space="preserve"> (eng.: </w:t>
+      </w:r>
+      <w:r>
+        <w:rPr>
+          <w:i/>
+          <w:iCs/>
+        </w:rPr>
+        <w:t>noise</w:t>
+      </w:r>
+      <w:r>
+        <w:t>)</w:t>
+      </w:r>
+      <w:r>
         <w:t xml:space="preserve"> in digitalen Bildern</w:t>
       </w:r>
       <w:r>
@@ -297,7 +321,10 @@
         <w:t xml:space="preserve"> </w:t>
       </w:r>
       <w:r>
-        <w:t>z.B. der</w:t>
+        <w:t>Bereichen</w:t>
+      </w:r>
+      <w:r>
+        <w:t xml:space="preserve"> der</w:t>
       </w:r>
       <w:r>
         <w:t xml:space="preserve"> Fotografie, Medizin und Datenverarbeitung.</w:t>
@@ -341,7 +368,13 @@
         <w:pStyle w:val="BodyText"/>
       </w:pPr>
       <w:r>
-        <w:t>Es wird zwischen vier Arten von Bildrauschen unterschieden: Salt and Pepper, Poisson, Gaussian und Speckle.</w:t>
+        <w:t xml:space="preserve">Es wird zwischen vier Arten von </w:t>
+      </w:r>
+      <w:r>
+        <w:t>Noise</w:t>
+      </w:r>
+      <w:r>
+        <w:t xml:space="preserve"> unterschieden: Salt and Pepper, Poisson, Gaussian und Speckle.</w:t>
       </w:r>
       <w:r>
         <w:t xml:space="preserve"> </w:t>
@@ -378,6 +411,9 @@
         <w:t>)</w:t>
       </w:r>
       <w:r>
+        <w:t>, die diesem Problem entgegenwirken;</w:t>
+      </w:r>
+      <w:r>
         <w:t xml:space="preserve"> wie beispielsweise den Gaussian Filter</w:t>
       </w:r>
       <w:r>
@@ -437,16 +473,25 @@
         <w:pStyle w:val="BodyText"/>
       </w:pPr>
       <w:r>
-        <w:t xml:space="preserve">Die Anwendung von solchen Filtern birgt hierbei immer einen Abtausch zwischen </w:t>
+        <w:t xml:space="preserve">Die Anwendung von solchen Filtern birgt hierbei </w:t>
+      </w:r>
+      <w:r>
+        <w:t>stets</w:t>
+      </w:r>
+      <w:r>
+        <w:t xml:space="preserve"> einen Abtausch zwischen </w:t>
       </w:r>
       <w:r>
         <w:t xml:space="preserve">der Effektivität der </w:t>
       </w:r>
       <w:r>
-        <w:t>Reduktion des Rauschens und Klarheit des Bildes</w:t>
-      </w:r>
-      <w:r>
-        <w:t xml:space="preserve"> bzw. Informationsverlust</w:t>
+        <w:t xml:space="preserve">Noise Reduktion </w:t>
+      </w:r>
+      <w:r>
+        <w:t>und Klarheit des Bilde</w:t>
+      </w:r>
+      <w:r>
+        <w:t>s, was zu Informationsverlust führt</w:t>
       </w:r>
       <w:r>
         <w:t>.</w:t>
@@ -466,14 +511,16 @@
       <w:r>
         <w:t>Subjekt von mehreren akademischen Werken und Studien.</w:t>
       </w:r>
-      <w:r>
-        <w:t xml:space="preserve"> Dabei sind vor allem Noise Filter </w:t>
-      </w:r>
-      <w:r>
-        <w:t>basierend auf zellulären Automaten</w:t>
-      </w:r>
-      <w:r>
-        <w:t xml:space="preserve"> (eng.: </w:t>
+    </w:p>
+    <w:p>
+      <w:pPr>
+        <w:pStyle w:val="BodyText"/>
+      </w:pPr>
+      <w:r>
+        <w:t xml:space="preserve">Dabei wurde mehrmals aufgezeigt, dass Noise Filter, welche auf zelluläre Automaten </w:t>
+      </w:r>
+      <w:r>
+        <w:t xml:space="preserve">Automaten (eng.: </w:t>
       </w:r>
       <w:r>
         <w:rPr>
@@ -486,13 +533,7 @@
         <w:t>, abbr.: CA)</w:t>
       </w:r>
       <w:r>
-        <w:t xml:space="preserve"> von Interesse, da mehrere Werke de</w:t>
-      </w:r>
-      <w:r>
-        <w:t>r</w:t>
-      </w:r>
-      <w:r>
-        <w:t>en Effektivität und Effizienz aufgezeigt haben.</w:t>
+        <w:t xml:space="preserve"> basieren und agieren, oft ein besseres Ergebnis als herkömmlich Filter bieten.</w:t>
       </w:r>
     </w:p>
     <w:p>
@@ -532,19 +573,19 @@
         <w:rPr>
           <w:lang w:val="de-DE"/>
         </w:rPr>
-        <w:t xml:space="preserve"> [x</w:t>
-      </w:r>
-      <w:r>
-        <w:rPr>
-          <w:lang w:val="de-DE"/>
-        </w:rPr>
-        <w:t xml:space="preserve"> Anzahl</w:t>
-      </w:r>
-      <w:r>
-        <w:rPr>
-          <w:lang w:val="de-DE"/>
-        </w:rPr>
-        <w:t xml:space="preserve">] </w:t>
+        <w:t xml:space="preserve"> </w:t>
+      </w:r>
+      <w:r>
+        <w:rPr>
+          <w:lang w:val="de-DE"/>
+        </w:rPr>
+        <w:t>drei</w:t>
+      </w:r>
+      <w:r>
+        <w:rPr>
+          <w:lang w:val="de-DE"/>
+        </w:rPr>
+        <w:t xml:space="preserve"> </w:t>
       </w:r>
       <w:r>
         <w:rPr>
@@ -557,6 +598,12 @@
           <w:lang w:val="de-DE"/>
         </w:rPr>
         <w:t xml:space="preserve"> Noise Filter</w:t>
+      </w:r>
+      <w:r>
+        <w:rPr>
+          <w:lang w:val="de-DE"/>
+        </w:rPr>
+        <w:t xml:space="preserve"> aus einer Sammlung an Studien</w:t>
       </w:r>
       <w:r>
         <w:rPr>
@@ -594,37 +641,19 @@
         <w:rPr>
           <w:lang w:val="de-DE"/>
         </w:rPr>
-        <w:t>Hierfür wird zunächst die</w:t>
-      </w:r>
-      <w:r>
-        <w:rPr>
-          <w:lang w:val="de-DE"/>
-        </w:rPr>
-        <w:t xml:space="preserve"> grundlegende</w:t>
-      </w:r>
-      <w:r>
-        <w:rPr>
-          <w:lang w:val="de-DE"/>
-        </w:rPr>
-        <w:t xml:space="preserve"> Thematik von CA sowie</w:t>
-      </w:r>
-      <w:r>
-        <w:rPr>
-          <w:lang w:val="de-DE"/>
-        </w:rPr>
-        <w:t xml:space="preserve"> Noise Typen und</w:t>
-      </w:r>
-      <w:r>
-        <w:rPr>
-          <w:lang w:val="de-DE"/>
-        </w:rPr>
-        <w:t xml:space="preserve"> Noise Filtern </w:t>
-      </w:r>
-      <w:r>
-        <w:rPr>
-          <w:lang w:val="de-DE"/>
-        </w:rPr>
-        <w:t>abgehandelt, bevor spezifische Methoden aufgezeigt werden.</w:t>
+        <w:t xml:space="preserve">Hierfür </w:t>
+      </w:r>
+      <w:r>
+        <w:rPr>
+          <w:lang w:val="de-DE"/>
+        </w:rPr>
+        <w:t xml:space="preserve">wird zunächst die grundlegende </w:t>
+      </w:r>
+      <w:r>
+        <w:rPr>
+          <w:lang w:val="de-DE"/>
+        </w:rPr>
+        <w:t>Thematik</w:t>
       </w:r>
       <w:r>
         <w:rPr>
@@ -636,116 +665,143 @@
         <w:rPr>
           <w:lang w:val="de-DE"/>
         </w:rPr>
-        <w:t>Auf Basis</w:t>
-      </w:r>
-      <w:r>
-        <w:rPr>
-          <w:lang w:val="de-DE"/>
-        </w:rPr>
-        <w:t xml:space="preserve"> einer zuvor definierten Liste an Bewertungskriterien</w:t>
-      </w:r>
-      <w:r>
-        <w:rPr>
-          <w:lang w:val="de-DE"/>
-        </w:rPr>
-        <w:t xml:space="preserve"> soll der effektivste Filter ausgewählt</w:t>
-      </w:r>
-      <w:r>
-        <w:rPr>
-          <w:lang w:val="de-DE"/>
-        </w:rPr>
-        <w:t xml:space="preserve"> </w:t>
-      </w:r>
-      <w:r>
-        <w:rPr>
-          <w:lang w:val="de-DE"/>
-        </w:rPr>
-        <w:t xml:space="preserve">und hinsichtlich Bildrauschen bei farbigen digitalen Bildern getestet werden, da existierende Werke meistens </w:t>
-      </w:r>
-      <w:r>
-        <w:rPr>
-          <w:lang w:val="de-DE"/>
-        </w:rPr>
-        <w:t>nur</w:t>
-      </w:r>
-      <w:r>
-        <w:rPr>
-          <w:lang w:val="de-DE"/>
-        </w:rPr>
-        <w:t xml:space="preserve"> schwarz-weiß Bildern </w:t>
-      </w:r>
-      <w:r>
-        <w:rPr>
-          <w:lang w:val="de-DE"/>
-        </w:rPr>
-        <w:t>abhandeln</w:t>
-      </w:r>
-      <w:r>
-        <w:rPr>
-          <w:lang w:val="de-DE"/>
-        </w:rPr>
-        <w:t xml:space="preserve">. </w:t>
-      </w:r>
-      <w:r>
-        <w:rPr>
-          <w:lang w:val="de-DE"/>
-        </w:rPr>
-        <w:t xml:space="preserve">Grundlegende </w:t>
-      </w:r>
-      <w:r>
-        <w:rPr>
-          <w:lang w:val="de-DE"/>
-        </w:rPr>
-        <w:t xml:space="preserve">Auswahlkriterium </w:t>
-      </w:r>
-      <w:r>
-        <w:rPr>
-          <w:lang w:val="de-DE"/>
-        </w:rPr>
-        <w:t>sind</w:t>
-      </w:r>
-      <w:r>
-        <w:rPr>
-          <w:lang w:val="de-DE"/>
-        </w:rPr>
-        <w:t xml:space="preserve"> hierbei Effektivität</w:t>
-      </w:r>
-      <w:r>
-        <w:rPr>
-          <w:lang w:val="de-DE"/>
-        </w:rPr>
-        <w:t xml:space="preserve"> (Bildklarheit)</w:t>
-      </w:r>
-      <w:r>
-        <w:rPr>
-          <w:lang w:val="de-DE"/>
-        </w:rPr>
-        <w:t xml:space="preserve"> sowie Machbarkeit der Implementation in Rahmen dieser Arbeit.</w:t>
+        <w:t>von Noise und deren vier verschiedenen Typen erklärt werden</w:t>
+      </w:r>
+      <w:r>
+        <w:rPr>
+          <w:lang w:val="de-DE"/>
+        </w:rPr>
+        <w:t xml:space="preserve"> und wie herkömmliche Filter diesen entgegensteuern.</w:t>
+      </w:r>
+      <w:r>
+        <w:rPr>
+          <w:lang w:val="de-DE"/>
+        </w:rPr>
+        <w:t xml:space="preserve"> Daraufhin soll die Theorie von CA grundlegend und dann im Kontext von Bildbearbeitung beleuchtet werden, bevor </w:t>
+      </w:r>
+      <w:r>
+        <w:rPr>
+          <w:lang w:val="de-DE"/>
+        </w:rPr>
+        <w:t>in die spezifische Implementierung von CA-basierten Noise Filtern übergegangen wird</w:t>
+      </w:r>
+      <w:r>
+        <w:rPr>
+          <w:lang w:val="de-DE"/>
+        </w:rPr>
+        <w:t>.</w:t>
       </w:r>
     </w:p>
     <w:p>
       <w:pPr>
-        <w:pStyle w:val="Heading1"/>
-      </w:pPr>
-      <w:r>
-        <w:t xml:space="preserve">Prepare Your Paper </w:t>
-      </w:r>
-      <w:r>
-        <w:t>Before</w:t>
-      </w:r>
-      <w:r>
-        <w:t xml:space="preserve"> Styling</w:t>
+        <w:pStyle w:val="BodyText"/>
+        <w:rPr>
+          <w:lang w:val="de-DE"/>
+        </w:rPr>
+      </w:pPr>
+      <w:r>
+        <w:rPr>
+          <w:lang w:val="de-DE"/>
+        </w:rPr>
+        <w:t>Ein Vergleich findet, wenn möglich, praktisch statt durch Implementation der vorgegebenen Algorithmen</w:t>
+      </w:r>
+      <w:r>
+        <w:rPr>
+          <w:lang w:val="de-DE"/>
+        </w:rPr>
+        <w:t xml:space="preserve"> und deren Anwendung auf </w:t>
+      </w:r>
+      <w:r>
+        <w:rPr>
+          <w:lang w:val="de-DE"/>
+        </w:rPr>
+        <w:t>einen zuvor präparierten Datensatz an Bildern.</w:t>
+      </w:r>
+      <w:r>
+        <w:rPr>
+          <w:lang w:val="de-DE"/>
+        </w:rPr>
+        <w:t xml:space="preserve"> Hierbei ist anzumerken, dass es sich um schwarz-weiß bzw. greyscale Bildern handeln </w:t>
+      </w:r>
+      <w:r>
+        <w:rPr>
+          <w:lang w:val="de-DE"/>
+        </w:rPr>
+        <w:t>werden</w:t>
+      </w:r>
+      <w:r>
+        <w:rPr>
+          <w:lang w:val="de-DE"/>
+        </w:rPr>
+        <w:t>, da</w:t>
+      </w:r>
+      <w:r>
+        <w:rPr>
+          <w:lang w:val="de-DE"/>
+        </w:rPr>
+        <w:t xml:space="preserve"> der Entfernung von Noise auf solchen eine andere Methodik zugrunde liegt.</w:t>
       </w:r>
     </w:p>
     <w:p>
       <w:pPr>
         <w:pStyle w:val="Heading5"/>
-      </w:pPr>
-      <w:r>
+        <w:rPr>
+          <w:lang w:val="de-DE"/>
+        </w:rPr>
+      </w:pPr>
+      <w:r>
+        <w:rPr>
+          <w:lang w:val="de-DE"/>
+        </w:rPr>
         <w:t>References</w:t>
       </w:r>
     </w:p>
-    <w:p/>
+    <w:p>
+      <w:pPr>
+        <w:ind w:firstLine="18pt"/>
+        <w:jc w:val="both"/>
+        <w:rPr>
+          <w:lang w:val="de-DE"/>
+        </w:rPr>
+      </w:pPr>
+      <w:r>
+        <w:rPr>
+          <w:lang w:val="de-DE"/>
+        </w:rPr>
+        <w:t>Folgende Liste stellt e</w:t>
+      </w:r>
+      <w:r>
+        <w:rPr>
+          <w:lang w:val="de-DE"/>
+        </w:rPr>
+        <w:t>ine vorläufige Literaturliste dar</w:t>
+      </w:r>
+      <w:r>
+        <w:rPr>
+          <w:lang w:val="de-DE"/>
+        </w:rPr>
+        <w:t xml:space="preserve"> und soll durch Fachliteratur hinsichtlich</w:t>
+      </w:r>
+      <w:r>
+        <w:rPr>
+          <w:lang w:val="de-DE"/>
+        </w:rPr>
+        <w:t xml:space="preserve"> CA,</w:t>
+      </w:r>
+      <w:r>
+        <w:rPr>
+          <w:lang w:val="de-DE"/>
+        </w:rPr>
+        <w:t xml:space="preserve"> Bildrauschen sowie Noise Filter erweitert werden.</w:t>
+      </w:r>
+    </w:p>
+    <w:p>
+      <w:pPr>
+        <w:rPr>
+          <w:lang w:val="de-DE"/>
+        </w:rPr>
+      </w:pPr>
+    </w:p>
     <w:p>
       <w:pPr>
         <w:pStyle w:val="references"/>
@@ -973,16 +1029,6 @@
       <w:r>
         <w:t>, Feb. 04, 2025. https://medium.com/@zar_373/understanding-image-noise-exploring-different-kinds-of-noises-in-image-processing-dcd26c6c9e5a</w:t>
       </w:r>
-    </w:p>
-    <w:p>
-      <w:pPr>
-        <w:pStyle w:val="references"/>
-        <w:numPr>
-          <w:ilvl w:val="0"/>
-          <w:numId w:val="0"/>
-        </w:numPr>
-        <w:ind w:start="18pt" w:hanging="18pt"/>
-      </w:pPr>
     </w:p>
     <w:p>
       <w:pPr>

--- a/STI/Expose_ZelluläreAutomaten_Ihrenberger.docx
+++ b/STI/Expose_ZelluläreAutomaten_Ihrenberger.docx
@@ -500,16 +500,28 @@
         <w:t xml:space="preserve"> </w:t>
       </w:r>
       <w:r>
-        <w:t>Dementsprechend ist die</w:t>
-      </w:r>
-      <w:r>
-        <w:t xml:space="preserve"> Findung bessere Filter </w:t>
-      </w:r>
-      <w:r>
-        <w:t xml:space="preserve">das </w:t>
-      </w:r>
-      <w:r>
-        <w:t>Subjekt von mehreren akademischen Werken und Studien.</w:t>
+        <w:t xml:space="preserve">Dementsprechend </w:t>
+      </w:r>
+      <w:r>
+        <w:t>bemühen sich mehrere</w:t>
+      </w:r>
+      <w:r>
+        <w:t xml:space="preserve"> akademische</w:t>
+      </w:r>
+      <w:r>
+        <w:t xml:space="preserve"> Werke</w:t>
+      </w:r>
+      <w:r>
+        <w:t xml:space="preserve"> und Studien</w:t>
+      </w:r>
+      <w:r>
+        <w:t xml:space="preserve"> damit, bessere Filter zu </w:t>
+      </w:r>
+      <w:r>
+        <w:t>finden</w:t>
+      </w:r>
+      <w:r>
+        <w:t>.</w:t>
       </w:r>
     </w:p>
     <w:p>
@@ -517,10 +529,7 @@
         <w:pStyle w:val="BodyText"/>
       </w:pPr>
       <w:r>
-        <w:t xml:space="preserve">Dabei wurde mehrmals aufgezeigt, dass Noise Filter, welche auf zelluläre Automaten </w:t>
-      </w:r>
-      <w:r>
-        <w:t xml:space="preserve">Automaten (eng.: </w:t>
+        <w:t xml:space="preserve">Dabei wurde mehrmals aufgezeigt, dass Noise Filter, welche auf zelluläre Automaten (eng.: </w:t>
       </w:r>
       <w:r>
         <w:rPr>
@@ -530,10 +539,7 @@
         <w:t>cellular automata</w:t>
       </w:r>
       <w:r>
-        <w:t>, abbr.: CA)</w:t>
-      </w:r>
-      <w:r>
-        <w:t xml:space="preserve"> basieren und agieren, oft ein besseres Ergebnis als herkömmlich Filter bieten.</w:t>
+        <w:t>, abbr.: CA) basieren und agieren, oft ein besseres Ergebnis als herkömmlich Filter bieten.</w:t>
       </w:r>
     </w:p>
     <w:p>
@@ -703,7 +709,37 @@
         <w:rPr>
           <w:lang w:val="de-DE"/>
         </w:rPr>
-        <w:t>Ein Vergleich findet, wenn möglich, praktisch statt durch Implementation der vorgegebenen Algorithmen</w:t>
+        <w:t xml:space="preserve">Ein Vergleich </w:t>
+      </w:r>
+      <w:r>
+        <w:rPr>
+          <w:lang w:val="de-DE"/>
+        </w:rPr>
+        <w:t>wird</w:t>
+      </w:r>
+      <w:r>
+        <w:rPr>
+          <w:lang w:val="de-DE"/>
+        </w:rPr>
+        <w:t>, wenn möglich, praktisch</w:t>
+      </w:r>
+      <w:r>
+        <w:rPr>
+          <w:lang w:val="de-DE"/>
+        </w:rPr>
+        <w:t xml:space="preserve"> </w:t>
+      </w:r>
+      <w:r>
+        <w:rPr>
+          <w:lang w:val="de-DE"/>
+        </w:rPr>
+        <w:t>durch Implementation der vorgegebenen Algorithmen</w:t>
+      </w:r>
+      <w:r>
+        <w:rPr>
+          <w:lang w:val="de-DE"/>
+        </w:rPr>
+        <w:t xml:space="preserve"> durchgeführt</w:t>
       </w:r>
       <w:r>
         <w:rPr>
@@ -753,7 +789,7 @@
         <w:rPr>
           <w:lang w:val="de-DE"/>
         </w:rPr>
-        <w:t>References</w:t>
+        <w:t>Literatur</w:t>
       </w:r>
     </w:p>
     <w:p>
@@ -805,21 +841,34 @@
     <w:p>
       <w:pPr>
         <w:pStyle w:val="references"/>
-      </w:pPr>
-      <w:r>
+        <w:rPr>
+          <w:lang w:val="de-DE"/>
+        </w:rPr>
+      </w:pPr>
+      <w:r>
+        <w:rPr>
+          <w:lang w:val="de-DE"/>
+        </w:rPr>
         <w:t xml:space="preserve">A. Swain, “Noise filtering in Digital Image Processing,” </w:t>
       </w:r>
       <w:r>
         <w:rPr>
           <w:i/>
           <w:iCs/>
+          <w:lang w:val="de-DE"/>
         </w:rPr>
         <w:t>Medium</w:t>
       </w:r>
       <w:r>
+        <w:rPr>
+          <w:lang w:val="de-DE"/>
+        </w:rPr>
         <w:t xml:space="preserve">, Jul. 16, 2020. </w:t>
       </w:r>
       <w:r>
+        <w:rPr>
+          <w:lang w:val="de-DE"/>
+        </w:rPr>
         <w:t>https://medium.com/@anishaswain/noise-filtering-in-digital-image-processing-d12b5266847c</w:t>
       </w:r>
     </w:p>
